--- a/content/member-assets/realtor-suburb-snapshot/client-intake-form.docx
+++ b/content/member-assets/realtor-suburb-snapshot/client-intake-form.docx
@@ -759,7 +759,7 @@
               <w:pStyle w:val="TableCell"/>
             </w:pPr>
             <w:r>
-              <w:t xml:space="preserve">How to use this form — Send this form before starting the realtor suburb snapshot reports so the client provides…</w:t>
+              <w:t xml:space="preserve">How to use this form - Send this form before starting the realtor suburb snapshot reports so the client provides…</w:t>
             </w:r>
           </w:p>
         </w:tc>
@@ -801,7 +801,7 @@
               <w:pStyle w:val="TableCell"/>
             </w:pPr>
             <w:r>
-              <w:t xml:space="preserve">Client details — Business name: [business]</w:t>
+              <w:t xml:space="preserve">Client details - Business name: [business]</w:t>
             </w:r>
           </w:p>
         </w:tc>
@@ -845,7 +845,7 @@
               <w:pStyle w:val="TableCell"/>
             </w:pPr>
             <w:r>
-              <w:t xml:space="preserve">Project scope — Selected offer: starter / standard / retainer for real estate agents.</w:t>
+              <w:t xml:space="preserve">Project scope - Selected offer: starter / standard / retainer for real estate agents.</w:t>
             </w:r>
           </w:p>
         </w:tc>
@@ -887,7 +887,7 @@
               <w:pStyle w:val="TableCell"/>
             </w:pPr>
             <w:r>
-              <w:t xml:space="preserve">Source material request — Current files, screenshots, exports, links, messages, reviews, product pages, listing copy…</w:t>
+              <w:t xml:space="preserve">Source material request - Current files, screenshots, exports, links, messages, reviews, product pages, listing copy…</w:t>
             </w:r>
           </w:p>
         </w:tc>
@@ -931,7 +931,7 @@
               <w:pStyle w:val="TableCell"/>
             </w:pPr>
             <w:r>
-              <w:t xml:space="preserve">Pack-specific intake prompts — What does a successful realtor suburb snapshot reports look like for your business 30 days…</w:t>
+              <w:t xml:space="preserve">Pack-specific intake prompts - What does a successful realtor suburb snapshot reports look like for your business 30 days…</w:t>
             </w:r>
           </w:p>
         </w:tc>
@@ -973,7 +973,7 @@
               <w:pStyle w:val="TableCell"/>
             </w:pPr>
             <w:r>
-              <w:t xml:space="preserve">Approval checklist — Facts approved: names, prices, dates, opening hours, policies, addresses, service areas…</w:t>
+              <w:t xml:space="preserve">Approval checklist - Facts approved: names, prices, dates, opening hours, policies, addresses, service areas…</w:t>
             </w:r>
           </w:p>
         </w:tc>
@@ -1017,7 +1017,7 @@
               <w:pStyle w:val="TableCell"/>
             </w:pPr>
             <w:r>
-              <w:t xml:space="preserve">Delivery standards (shared) — This asset is for real estate agents; replace bracketed fields with their specifics before…</w:t>
+              <w:t xml:space="preserve">Delivery standards (shared) - This asset is for real estate agents; replace bracketed fields with their specifics before…</w:t>
             </w:r>
           </w:p>
         </w:tc>
@@ -2249,7 +2249,7 @@
     <w:lvl w:ilvl="0">
       <w:start w:val="1"/>
       <w:numFmt w:val="bullet"/>
-      <w:lvlText w:val="–"/>
+      <w:lvlText w:val="-"/>
       <w:pPr>
         <w:ind w:left="540" w:hanging="220"/>
       </w:pPr>

--- a/content/member-assets/realtor-suburb-snapshot/client-intake-form.docx
+++ b/content/member-assets/realtor-suburb-snapshot/client-intake-form.docx
@@ -31,7 +31,7 @@
         <w:pStyle w:val="Lead"/>
       </w:pPr>
       <w:r>
-        <w:t xml:space="preserve">Editable intake questions for target suburbs, data sources, agency tone, compliance approval, and posting cadence.</w:t>
+        <w:t xml:space="preserve">Editable intake for suburb scope, source rules, report cadence, branding, automation, and named approval.</w:t>
       </w:r>
     </w:p>
     <w:p>
@@ -39,7 +39,7 @@
         <w:pStyle w:val="Tagline"/>
       </w:pPr>
       <w:r>
-        <w:t xml:space="preserve">Real estate agents need local content every week.</w:t>
+        <w:t xml:space="preserve">Turn one suburb and one AI prompt into a report agents can publish.</w:t>
       </w:r>
     </w:p>
     <w:p>
@@ -759,7 +759,7 @@
               <w:pStyle w:val="TableCell"/>
             </w:pPr>
             <w:r>
-              <w:t xml:space="preserve">How to use this form - Send this form before starting the realtor suburb snapshot reports so the client provides…</w:t>
+              <w:t xml:space="preserve">How to use this form - Send this once before the first snapshot. The agent should not have to collect public…</w:t>
             </w:r>
           </w:p>
         </w:tc>
@@ -801,7 +801,7 @@
               <w:pStyle w:val="TableCell"/>
             </w:pPr>
             <w:r>
-              <w:t xml:space="preserve">Client details - Business name: [business]</w:t>
+              <w:t xml:space="preserve">Agent and agency details - Agency name: [answer]</w:t>
             </w:r>
           </w:p>
         </w:tc>
@@ -845,7 +845,7 @@
               <w:pStyle w:val="TableCell"/>
             </w:pPr>
             <w:r>
-              <w:t xml:space="preserve">Project scope - Selected offer: starter / standard / retainer for real estate agents.</w:t>
+              <w:t xml:space="preserve">Report scope - Primary suburb and state/region/country: [answer]</w:t>
             </w:r>
           </w:p>
         </w:tc>
@@ -887,7 +887,7 @@
               <w:pStyle w:val="TableCell"/>
             </w:pPr>
             <w:r>
-              <w:t xml:space="preserve">Source material request - Current files, screenshots, exports, links, messages, reviews, product pages, listing copy…</w:t>
+              <w:t xml:space="preserve">Source and commentary rules - Approved or preferred public sources: [answer]</w:t>
             </w:r>
           </w:p>
         </w:tc>
@@ -931,7 +931,7 @@
               <w:pStyle w:val="TableCell"/>
             </w:pPr>
             <w:r>
-              <w:t xml:space="preserve">Pack-specific intake prompts - What does a successful realtor suburb snapshot reports look like for your business 30 days…</w:t>
+              <w:t xml:space="preserve">Brand and CTA - Tone: plain / premium / conversational / data-led / other</w:t>
             </w:r>
           </w:p>
         </w:tc>
@@ -973,7 +973,7 @@
               <w:pStyle w:val="TableCell"/>
             </w:pPr>
             <w:r>
-              <w:t xml:space="preserve">Approval checklist - Facts approved: names, prices, dates, opening hours, policies, addresses, service areas…</w:t>
+              <w:t xml:space="preserve">Approval and automation - Who checks the source ledger and market commentary? [answer]</w:t>
             </w:r>
           </w:p>
         </w:tc>
@@ -1017,6 +1017,48 @@
               <w:pStyle w:val="TableCell"/>
             </w:pPr>
             <w:r>
+              <w:t xml:space="preserve">Pre-flight approval checklist - The suburb, audience, property types, reporting period, and cadence are approved.</w:t>
+            </w:r>
+          </w:p>
+        </w:tc>
+      </w:tr>
+      <w:tr>
+        <w:tc>
+          <w:tcPr>
+            <w:tcW w:w="1180" w:type="dxa"/>
+            <w:tcMar>
+              <w:top w:w="120" w:type="dxa"/>
+              <w:left w:w="150" w:type="dxa"/>
+              <w:bottom w:w="120" w:type="dxa"/>
+              <w:right w:w="150" w:type="dxa"/>
+            </w:tcMar>
+            <w:vAlign w:val="center"/>
+          </w:tcPr>
+          <w:p>
+            <w:pPr>
+              <w:pStyle w:val="TableCell"/>
+            </w:pPr>
+            <w:r>
+              <w:t xml:space="preserve">08</w:t>
+            </w:r>
+          </w:p>
+        </w:tc>
+        <w:tc>
+          <w:tcPr>
+            <w:tcW w:w="7940" w:type="dxa"/>
+            <w:tcMar>
+              <w:top w:w="120" w:type="dxa"/>
+              <w:left w:w="150" w:type="dxa"/>
+              <w:bottom w:w="120" w:type="dxa"/>
+              <w:right w:w="150" w:type="dxa"/>
+            </w:tcMar>
+            <w:vAlign w:val="center"/>
+          </w:tcPr>
+          <w:p>
+            <w:pPr>
+              <w:pStyle w:val="TableCell"/>
+            </w:pPr>
+            <w:r>
               <w:t xml:space="preserve">Delivery standards (shared) - This asset is for real estate agents; replace bracketed fields with their specifics before…</w:t>
             </w:r>
           </w:p>
@@ -1065,46 +1107,50 @@
     </w:p>
     <w:p>
       <w:pPr>
-        <w:pStyle w:val="ExampleBlock"/>
-      </w:pPr>
-      <w:r>
-        <w:t xml:space="preserve">Send this form before starting the realtor suburb snapshot reports so the client provides target suburbs, source preferences, agency tone, compliance process, and publishing cadence.</w:t>
-      </w:r>
-    </w:p>
-    <w:p>
-      <w:pPr>
-        <w:pStyle w:val="ListParagraph"/>
-        <w:numPr>
-          <w:ilvl w:val="0"/>
-          <w:numId w:val="1"/>
-        </w:numPr>
-      </w:pPr>
-      <w:r>
-        <w:t xml:space="preserve">Ask the client to answer unknown items with 'not sure' rather than guessing.</w:t>
-      </w:r>
-    </w:p>
-    <w:p>
-      <w:pPr>
-        <w:pStyle w:val="ListParagraph"/>
-        <w:numPr>
-          <w:ilvl w:val="0"/>
-          <w:numId w:val="1"/>
-        </w:numPr>
-      </w:pPr>
-      <w:r>
-        <w:t xml:space="preserve">Mark every fact, claim, price, date, policy, and link that needs approval before publishing or sending.</w:t>
-      </w:r>
-    </w:p>
-    <w:p>
-      <w:pPr>
-        <w:pStyle w:val="ListParagraph"/>
-        <w:numPr>
-          <w:ilvl w:val="0"/>
-          <w:numId w:val="1"/>
-        </w:numPr>
-      </w:pPr>
-      <w:r>
-        <w:t xml:space="preserve">Keep this completed form with the delivery file so future refreshes do not restart from zero.</w:t>
+        <w:pStyle w:val="ListParagraph"/>
+        <w:numPr>
+          <w:ilvl w:val="0"/>
+          <w:numId w:val="1"/>
+        </w:numPr>
+      </w:pPr>
+      <w:r>
+        <w:t xml:space="preserve">Send this once before the first snapshot. The agent should not have to collect public market figures for you.</w:t>
+      </w:r>
+    </w:p>
+    <w:p>
+      <w:pPr>
+        <w:pStyle w:val="ListParagraph"/>
+        <w:numPr>
+          <w:ilvl w:val="0"/>
+          <w:numId w:val="1"/>
+        </w:numPr>
+      </w:pPr>
+      <w:r>
+        <w:t xml:space="preserve">Use the answers to configure the one-prompt AI workflow, report template, source rules, and approval process.</w:t>
+      </w:r>
+    </w:p>
+    <w:p>
+      <w:pPr>
+        <w:pStyle w:val="ListParagraph"/>
+        <w:numPr>
+          <w:ilvl w:val="0"/>
+          <w:numId w:val="1"/>
+        </w:numPr>
+      </w:pPr>
+      <w:r>
+        <w:t xml:space="preserve">Ask the client to write 'not sure' where needed. Mark every claim or source preference that needs principal or compliance approval.</w:t>
+      </w:r>
+    </w:p>
+    <w:p>
+      <w:pPr>
+        <w:pStyle w:val="ListParagraph"/>
+        <w:numPr>
+          <w:ilvl w:val="0"/>
+          <w:numId w:val="1"/>
+        </w:numPr>
+      </w:pPr>
+      <w:r>
+        <w:t xml:space="preserve">Keep the completed form in the client folder so the next reporting run needs only a new date and any campaign changes.</w:t>
       </w:r>
     </w:p>
     <w:p>
@@ -1112,7 +1158,75 @@
         <w:pStyle w:val="Heading1"/>
       </w:pPr>
       <w:r>
-        <w:t xml:space="preserve">02 / Client details</w:t>
+        <w:t xml:space="preserve">02 / Agent and agency details</w:t>
+      </w:r>
+    </w:p>
+    <w:p>
+      <w:pPr>
+        <w:pStyle w:val="ListParagraph"/>
+        <w:numPr>
+          <w:ilvl w:val="0"/>
+          <w:numId w:val="1"/>
+        </w:numPr>
+      </w:pPr>
+      <w:r>
+        <w:t xml:space="preserve">Agency name: [answer]</w:t>
+      </w:r>
+    </w:p>
+    <w:p>
+      <w:pPr>
+        <w:pStyle w:val="ListParagraph"/>
+        <w:numPr>
+          <w:ilvl w:val="0"/>
+          <w:numId w:val="1"/>
+        </w:numPr>
+      </w:pPr>
+      <w:r>
+        <w:t xml:space="preserve">Agent name and role: [answer]</w:t>
+      </w:r>
+    </w:p>
+    <w:p>
+      <w:pPr>
+        <w:pStyle w:val="ListParagraph"/>
+        <w:numPr>
+          <w:ilvl w:val="0"/>
+          <w:numId w:val="1"/>
+        </w:numPr>
+      </w:pPr>
+      <w:r>
+        <w:t xml:space="preserve">Email, phone, website, and booking/appraisal link: [answer]</w:t>
+      </w:r>
+    </w:p>
+    <w:p>
+      <w:pPr>
+        <w:pStyle w:val="ListParagraph"/>
+        <w:numPr>
+          <w:ilvl w:val="0"/>
+          <w:numId w:val="1"/>
+        </w:numPr>
+      </w:pPr>
+      <w:r>
+        <w:t xml:space="preserve">Final approval owner: [name and role]</w:t>
+      </w:r>
+    </w:p>
+    <w:p>
+      <w:pPr>
+        <w:pStyle w:val="ListParagraph"/>
+        <w:numPr>
+          <w:ilvl w:val="0"/>
+          <w:numId w:val="1"/>
+        </w:numPr>
+      </w:pPr>
+      <w:r>
+        <w:t xml:space="preserve">Best approval channel and usual review window: [answer]</w:t>
+      </w:r>
+    </w:p>
+    <w:p>
+      <w:pPr>
+        <w:pStyle w:val="Heading1"/>
+      </w:pPr>
+      <w:r>
+        <w:t xml:space="preserve">03 / Report scope</w:t>
       </w:r>
     </w:p>
     <w:tbl>
@@ -1130,13 +1244,13 @@
         <w:tblLook w:firstRow="1" w:noHBand="0" w:noVBand="1"/>
       </w:tblPr>
       <w:tblGrid>
-        <w:gridCol w:w="4180"/>
-        <w:gridCol w:w="5000"/>
+        <w:gridCol w:w="3000"/>
+        <w:gridCol w:w="6180"/>
       </w:tblGrid>
       <w:tr>
         <w:tc>
           <w:tcPr>
-            <w:tcW w:w="4180" w:type="dxa"/>
+            <w:tcW w:w="3000" w:type="dxa"/>
             <w:shd w:fill="0A0A0A"/>
             <w:tcMar>
               <w:top w:w="120" w:type="dxa"/>
@@ -1151,13 +1265,13 @@
               <w:pStyle w:val="TableHeader"/>
             </w:pPr>
             <w:r>
-              <w:t xml:space="preserve">Field</w:t>
-            </w:r>
-          </w:p>
-        </w:tc>
-        <w:tc>
-          <w:tcPr>
-            <w:tcW w:w="5000" w:type="dxa"/>
+              <w:t xml:space="preserve">Scope</w:t>
+            </w:r>
+          </w:p>
+        </w:tc>
+        <w:tc>
+          <w:tcPr>
+            <w:tcW w:w="6180" w:type="dxa"/>
             <w:shd w:fill="0A0A0A"/>
             <w:tcMar>
               <w:top w:w="120" w:type="dxa"/>
@@ -1172,238 +1286,268 @@
               <w:pStyle w:val="TableHeader"/>
             </w:pPr>
             <w:r>
-              <w:t xml:space="preserve">Your answer</w:t>
-            </w:r>
-          </w:p>
-        </w:tc>
-      </w:tr>
-      <w:tr>
-        <w:trPr>
-          <w:trHeight w:val="560" w:hRule="atLeast"/>
-        </w:trPr>
-        <w:tc>
-          <w:tcPr>
-            <w:tcW w:w="4180" w:type="dxa"/>
-            <w:shd w:fill="F5F3F1"/>
-            <w:tcMar>
-              <w:top w:w="120" w:type="dxa"/>
-              <w:left w:w="150" w:type="dxa"/>
-              <w:bottom w:w="120" w:type="dxa"/>
-              <w:right w:w="150" w:type="dxa"/>
-            </w:tcMar>
-            <w:vAlign w:val="center"/>
-          </w:tcPr>
-          <w:p>
-            <w:pPr>
-              <w:pStyle w:val="TableCell"/>
-            </w:pPr>
-            <w:r>
-              <w:t xml:space="preserve">Business name</w:t>
-            </w:r>
-          </w:p>
-        </w:tc>
-        <w:tc>
-          <w:tcPr>
-            <w:tcW w:w="5000" w:type="dxa"/>
-            <w:shd w:fill="F5F3F1"/>
-            <w:tcMar>
-              <w:top w:w="120" w:type="dxa"/>
-              <w:left w:w="150" w:type="dxa"/>
-              <w:bottom w:w="120" w:type="dxa"/>
-              <w:right w:w="150" w:type="dxa"/>
-            </w:tcMar>
-            <w:vAlign w:val="center"/>
-          </w:tcPr>
-          <w:p>
-            <w:pPr>
-              <w:pStyle w:val="TableCell"/>
+              <w:t xml:space="preserve">What it includes</w:t>
+            </w:r>
+          </w:p>
+        </w:tc>
+      </w:tr>
+      <w:tr>
+        <w:tc>
+          <w:tcPr>
+            <w:tcW w:w="3000" w:type="dxa"/>
+            <w:shd w:fill="F5F3F1"/>
+            <w:tcMar>
+              <w:top w:w="120" w:type="dxa"/>
+              <w:left w:w="150" w:type="dxa"/>
+              <w:bottom w:w="120" w:type="dxa"/>
+              <w:right w:w="150" w:type="dxa"/>
+            </w:tcMar>
+            <w:vAlign w:val="center"/>
+          </w:tcPr>
+          <w:p>
+            <w:pPr>
+              <w:pStyle w:val="TableLabel"/>
+            </w:pPr>
+            <w:r>
+              <w:t xml:space="preserve">Primary suburb and state/region/country</w:t>
+            </w:r>
+          </w:p>
+        </w:tc>
+        <w:tc>
+          <w:tcPr>
+            <w:tcW w:w="6180" w:type="dxa"/>
+            <w:shd w:fill="F5F3F1"/>
+            <w:tcMar>
+              <w:top w:w="120" w:type="dxa"/>
+              <w:left w:w="150" w:type="dxa"/>
+              <w:bottom w:w="120" w:type="dxa"/>
+              <w:right w:w="150" w:type="dxa"/>
+            </w:tcMar>
+            <w:vAlign w:val="center"/>
+          </w:tcPr>
+          <w:p>
+            <w:pPr>
+              <w:pStyle w:val="TableCell"/>
+            </w:pPr>
+            <w:r>
+              <w:t xml:space="preserve">[answer]</w:t>
+            </w:r>
+          </w:p>
+        </w:tc>
+      </w:tr>
+      <w:tr>
+        <w:tc>
+          <w:tcPr>
+            <w:tcW w:w="3000" w:type="dxa"/>
+            <w:shd w:fill="F5F3F1"/>
+            <w:tcMar>
+              <w:top w:w="120" w:type="dxa"/>
+              <w:left w:w="150" w:type="dxa"/>
+              <w:bottom w:w="120" w:type="dxa"/>
+              <w:right w:w="150" w:type="dxa"/>
+            </w:tcMar>
+            <w:vAlign w:val="center"/>
+          </w:tcPr>
+          <w:p>
+            <w:pPr>
+              <w:pStyle w:val="TableLabel"/>
+            </w:pPr>
+            <w:r>
+              <w:t xml:space="preserve">Secondary suburbs, if separately scoped</w:t>
+            </w:r>
+          </w:p>
+        </w:tc>
+        <w:tc>
+          <w:tcPr>
+            <w:tcW w:w="6180" w:type="dxa"/>
+            <w:tcMar>
+              <w:top w:w="120" w:type="dxa"/>
+              <w:left w:w="150" w:type="dxa"/>
+              <w:bottom w:w="120" w:type="dxa"/>
+              <w:right w:w="150" w:type="dxa"/>
+            </w:tcMar>
+            <w:vAlign w:val="center"/>
+          </w:tcPr>
+          <w:p>
+            <w:pPr>
+              <w:pStyle w:val="TableCell"/>
+            </w:pPr>
+            <w:r>
+              <w:t xml:space="preserve">[answer]</w:t>
+            </w:r>
+          </w:p>
+        </w:tc>
+      </w:tr>
+      <w:tr>
+        <w:tc>
+          <w:tcPr>
+            <w:tcW w:w="3000" w:type="dxa"/>
+            <w:shd w:fill="F5F3F1"/>
+            <w:tcMar>
+              <w:top w:w="120" w:type="dxa"/>
+              <w:left w:w="150" w:type="dxa"/>
+              <w:bottom w:w="120" w:type="dxa"/>
+              <w:right w:w="150" w:type="dxa"/>
+            </w:tcMar>
+            <w:vAlign w:val="center"/>
+          </w:tcPr>
+          <w:p>
+            <w:pPr>
+              <w:pStyle w:val="TableLabel"/>
+            </w:pPr>
+            <w:r>
+              <w:t xml:space="preserve">Audience</w:t>
+            </w:r>
+          </w:p>
+        </w:tc>
+        <w:tc>
+          <w:tcPr>
+            <w:tcW w:w="6180" w:type="dxa"/>
+            <w:shd w:fill="F5F3F1"/>
+            <w:tcMar>
+              <w:top w:w="120" w:type="dxa"/>
+              <w:left w:w="150" w:type="dxa"/>
+              <w:bottom w:w="120" w:type="dxa"/>
+              <w:right w:w="150" w:type="dxa"/>
+            </w:tcMar>
+            <w:vAlign w:val="center"/>
+          </w:tcPr>
+          <w:p>
+            <w:pPr>
+              <w:pStyle w:val="TableCell"/>
+            </w:pPr>
+            <w:r>
+              <w:t xml:space="preserve">sellers / buyers / landlords / general local audience</w:t>
+            </w:r>
+          </w:p>
+        </w:tc>
+      </w:tr>
+      <w:tr>
+        <w:tc>
+          <w:tcPr>
+            <w:tcW w:w="3000" w:type="dxa"/>
+            <w:shd w:fill="F5F3F1"/>
+            <w:tcMar>
+              <w:top w:w="120" w:type="dxa"/>
+              <w:left w:w="150" w:type="dxa"/>
+              <w:bottom w:w="120" w:type="dxa"/>
+              <w:right w:w="150" w:type="dxa"/>
+            </w:tcMar>
+            <w:vAlign w:val="center"/>
+          </w:tcPr>
+          <w:p>
+            <w:pPr>
+              <w:pStyle w:val="TableLabel"/>
+            </w:pPr>
+            <w:r>
+              <w:t xml:space="preserve">Property types to include or exclude</w:t>
+            </w:r>
+          </w:p>
+        </w:tc>
+        <w:tc>
+          <w:tcPr>
+            <w:tcW w:w="6180" w:type="dxa"/>
+            <w:tcMar>
+              <w:top w:w="120" w:type="dxa"/>
+              <w:left w:w="150" w:type="dxa"/>
+              <w:bottom w:w="120" w:type="dxa"/>
+              <w:right w:w="150" w:type="dxa"/>
+            </w:tcMar>
+            <w:vAlign w:val="center"/>
+          </w:tcPr>
+          <w:p>
+            <w:pPr>
+              <w:pStyle w:val="TableCell"/>
+            </w:pPr>
+            <w:r>
+              <w:t xml:space="preserve">[answer]</w:t>
+            </w:r>
+          </w:p>
+        </w:tc>
+      </w:tr>
+      <w:tr>
+        <w:tc>
+          <w:tcPr>
+            <w:tcW w:w="3000" w:type="dxa"/>
+            <w:shd w:fill="F5F3F1"/>
+            <w:tcMar>
+              <w:top w:w="120" w:type="dxa"/>
+              <w:left w:w="150" w:type="dxa"/>
+              <w:bottom w:w="120" w:type="dxa"/>
+              <w:right w:w="150" w:type="dxa"/>
+            </w:tcMar>
+            <w:vAlign w:val="center"/>
+          </w:tcPr>
+          <w:p>
+            <w:pPr>
+              <w:pStyle w:val="TableLabel"/>
             </w:pPr>
             <w:r>
               <w:t xml:space="preserve"/>
             </w:r>
           </w:p>
         </w:tc>
-      </w:tr>
-      <w:tr>
-        <w:trPr>
-          <w:trHeight w:val="560" w:hRule="atLeast"/>
-        </w:trPr>
-        <w:tc>
-          <w:tcPr>
-            <w:tcW w:w="4180" w:type="dxa"/>
-            <w:tcMar>
-              <w:top w:w="120" w:type="dxa"/>
-              <w:left w:w="150" w:type="dxa"/>
-              <w:bottom w:w="120" w:type="dxa"/>
-              <w:right w:w="150" w:type="dxa"/>
-            </w:tcMar>
-            <w:vAlign w:val="center"/>
-          </w:tcPr>
-          <w:p>
-            <w:pPr>
-              <w:pStyle w:val="TableCell"/>
-            </w:pPr>
-            <w:r>
-              <w:t xml:space="preserve">Primary contact</w:t>
-            </w:r>
-          </w:p>
-        </w:tc>
-        <w:tc>
-          <w:tcPr>
-            <w:tcW w:w="5000" w:type="dxa"/>
-            <w:tcMar>
-              <w:top w:w="120" w:type="dxa"/>
-              <w:left w:w="150" w:type="dxa"/>
-              <w:bottom w:w="120" w:type="dxa"/>
-              <w:right w:w="150" w:type="dxa"/>
-            </w:tcMar>
-            <w:vAlign w:val="center"/>
-          </w:tcPr>
-          <w:p>
-            <w:pPr>
-              <w:pStyle w:val="TableCell"/>
-            </w:pPr>
-            <w:r>
-              <w:t xml:space="preserve"/>
-            </w:r>
-          </w:p>
-        </w:tc>
-      </w:tr>
-      <w:tr>
-        <w:trPr>
-          <w:trHeight w:val="560" w:hRule="atLeast"/>
-        </w:trPr>
-        <w:tc>
-          <w:tcPr>
-            <w:tcW w:w="4180" w:type="dxa"/>
-            <w:shd w:fill="F5F3F1"/>
-            <w:tcMar>
-              <w:top w:w="120" w:type="dxa"/>
-              <w:left w:w="150" w:type="dxa"/>
-              <w:bottom w:w="120" w:type="dxa"/>
-              <w:right w:w="150" w:type="dxa"/>
-            </w:tcMar>
-            <w:vAlign w:val="center"/>
-          </w:tcPr>
-          <w:p>
-            <w:pPr>
-              <w:pStyle w:val="TableCell"/>
-            </w:pPr>
-            <w:r>
-              <w:t xml:space="preserve">Best approval channel</w:t>
-            </w:r>
-          </w:p>
-        </w:tc>
-        <w:tc>
-          <w:tcPr>
-            <w:tcW w:w="5000" w:type="dxa"/>
-            <w:shd w:fill="F5F3F1"/>
-            <w:tcMar>
-              <w:top w:w="120" w:type="dxa"/>
-              <w:left w:w="150" w:type="dxa"/>
-              <w:bottom w:w="120" w:type="dxa"/>
-              <w:right w:w="150" w:type="dxa"/>
-            </w:tcMar>
-            <w:vAlign w:val="center"/>
-          </w:tcPr>
-          <w:p>
-            <w:pPr>
-              <w:pStyle w:val="TableCell"/>
-            </w:pPr>
-            <w:r>
-              <w:t xml:space="preserve"/>
-            </w:r>
-          </w:p>
-        </w:tc>
-      </w:tr>
-      <w:tr>
-        <w:trPr>
-          <w:trHeight w:val="560" w:hRule="atLeast"/>
-        </w:trPr>
-        <w:tc>
-          <w:tcPr>
-            <w:tcW w:w="4180" w:type="dxa"/>
-            <w:tcMar>
-              <w:top w:w="120" w:type="dxa"/>
-              <w:left w:w="150" w:type="dxa"/>
-              <w:bottom w:w="120" w:type="dxa"/>
-              <w:right w:w="150" w:type="dxa"/>
-            </w:tcMar>
-            <w:vAlign w:val="center"/>
-          </w:tcPr>
-          <w:p>
-            <w:pPr>
-              <w:pStyle w:val="TableCell"/>
-            </w:pPr>
-            <w:r>
-              <w:t xml:space="preserve">Approval deadline</w:t>
-            </w:r>
-          </w:p>
-        </w:tc>
-        <w:tc>
-          <w:tcPr>
-            <w:tcW w:w="5000" w:type="dxa"/>
-            <w:tcMar>
-              <w:top w:w="120" w:type="dxa"/>
-              <w:left w:w="150" w:type="dxa"/>
-              <w:bottom w:w="120" w:type="dxa"/>
-              <w:right w:w="150" w:type="dxa"/>
-            </w:tcMar>
-            <w:vAlign w:val="center"/>
-          </w:tcPr>
-          <w:p>
-            <w:pPr>
-              <w:pStyle w:val="TableCell"/>
-            </w:pPr>
-            <w:r>
-              <w:t xml:space="preserve"/>
-            </w:r>
-          </w:p>
-        </w:tc>
-      </w:tr>
-      <w:tr>
-        <w:trPr>
-          <w:trHeight w:val="560" w:hRule="atLeast"/>
-        </w:trPr>
-        <w:tc>
-          <w:tcPr>
-            <w:tcW w:w="4180" w:type="dxa"/>
-            <w:shd w:fill="F5F3F1"/>
-            <w:tcMar>
-              <w:top w:w="120" w:type="dxa"/>
-              <w:left w:w="150" w:type="dxa"/>
-              <w:bottom w:w="120" w:type="dxa"/>
-              <w:right w:w="150" w:type="dxa"/>
-            </w:tcMar>
-            <w:vAlign w:val="center"/>
-          </w:tcPr>
-          <w:p>
-            <w:pPr>
-              <w:pStyle w:val="TableCell"/>
-            </w:pPr>
-            <w:r>
-              <w:t xml:space="preserve">Preferred tone</w:t>
-            </w:r>
-          </w:p>
-        </w:tc>
-        <w:tc>
-          <w:tcPr>
-            <w:tcW w:w="5000" w:type="dxa"/>
-            <w:shd w:fill="F5F3F1"/>
-            <w:tcMar>
-              <w:top w:w="120" w:type="dxa"/>
-              <w:left w:w="150" w:type="dxa"/>
-              <w:bottom w:w="120" w:type="dxa"/>
-              <w:right w:w="150" w:type="dxa"/>
-            </w:tcMar>
-            <w:vAlign w:val="center"/>
-          </w:tcPr>
-          <w:p>
-            <w:pPr>
-              <w:pStyle w:val="TableCell"/>
-            </w:pPr>
-            <w:r>
-              <w:t xml:space="preserve"/>
+        <w:tc>
+          <w:tcPr>
+            <w:tcW w:w="6180" w:type="dxa"/>
+            <w:shd w:fill="F5F3F1"/>
+            <w:tcMar>
+              <w:top w:w="120" w:type="dxa"/>
+              <w:left w:w="150" w:type="dxa"/>
+              <w:bottom w:w="120" w:type="dxa"/>
+              <w:right w:w="150" w:type="dxa"/>
+            </w:tcMar>
+            <w:vAlign w:val="center"/>
+          </w:tcPr>
+          <w:p>
+            <w:pPr>
+              <w:pStyle w:val="TableCell"/>
+            </w:pPr>
+            <w:r>
+              <w:t xml:space="preserve">Reporting cadence and preferred delivery day: [weekly / fortnightly / monthly]</w:t>
+            </w:r>
+          </w:p>
+        </w:tc>
+      </w:tr>
+      <w:tr>
+        <w:tc>
+          <w:tcPr>
+            <w:tcW w:w="3000" w:type="dxa"/>
+            <w:shd w:fill="F5F3F1"/>
+            <w:tcMar>
+              <w:top w:w="120" w:type="dxa"/>
+              <w:left w:w="150" w:type="dxa"/>
+              <w:bottom w:w="120" w:type="dxa"/>
+              <w:right w:w="150" w:type="dxa"/>
+            </w:tcMar>
+            <w:vAlign w:val="center"/>
+          </w:tcPr>
+          <w:p>
+            <w:pPr>
+              <w:pStyle w:val="TableLabel"/>
+            </w:pPr>
+            <w:r>
+              <w:t xml:space="preserve">Deliverables</w:t>
+            </w:r>
+          </w:p>
+        </w:tc>
+        <w:tc>
+          <w:tcPr>
+            <w:tcW w:w="6180" w:type="dxa"/>
+            <w:tcMar>
+              <w:top w:w="120" w:type="dxa"/>
+              <w:left w:w="150" w:type="dxa"/>
+              <w:bottom w:w="120" w:type="dxa"/>
+              <w:right w:w="150" w:type="dxa"/>
+            </w:tcMar>
+            <w:vAlign w:val="center"/>
+          </w:tcPr>
+          <w:p>
+            <w:pPr>
+              <w:pStyle w:val="TableCell"/>
+            </w:pPr>
+            <w:r>
+              <w:t xml:space="preserve">one-page report / email / social posts / video script / other</w:t>
             </w:r>
           </w:p>
         </w:tc>
@@ -1414,7 +1558,87 @@
         <w:pStyle w:val="Heading1"/>
       </w:pPr>
       <w:r>
-        <w:t xml:space="preserve">03 / Project scope</w:t>
+        <w:t xml:space="preserve">04 / Source and commentary rules</w:t>
+      </w:r>
+    </w:p>
+    <w:p>
+      <w:pPr>
+        <w:pStyle w:val="ListParagraph"/>
+        <w:numPr>
+          <w:ilvl w:val="0"/>
+          <w:numId w:val="1"/>
+        </w:numPr>
+      </w:pPr>
+      <w:r>
+        <w:t xml:space="preserve">Approved or preferred public sources: [answer]</w:t>
+      </w:r>
+    </w:p>
+    <w:p>
+      <w:pPr>
+        <w:pStyle w:val="ListParagraph"/>
+        <w:numPr>
+          <w:ilvl w:val="0"/>
+          <w:numId w:val="1"/>
+        </w:numPr>
+      </w:pPr>
+      <w:r>
+        <w:t xml:space="preserve">Sources the agency does not want used: [answer]</w:t>
+      </w:r>
+    </w:p>
+    <w:p>
+      <w:pPr>
+        <w:pStyle w:val="ListParagraph"/>
+        <w:numPr>
+          <w:ilvl w:val="0"/>
+          <w:numId w:val="1"/>
+        </w:numPr>
+      </w:pPr>
+      <w:r>
+        <w:t xml:space="preserve">Metrics the audience cares about: [answer]</w:t>
+      </w:r>
+    </w:p>
+    <w:p>
+      <w:pPr>
+        <w:pStyle w:val="ListParagraph"/>
+        <w:numPr>
+          <w:ilvl w:val="0"/>
+          <w:numId w:val="1"/>
+        </w:numPr>
+      </w:pPr>
+      <w:r>
+        <w:t xml:space="preserve">Minimum reporting recency or comparison period: [answer]</w:t>
+      </w:r>
+    </w:p>
+    <w:p>
+      <w:pPr>
+        <w:pStyle w:val="ListParagraph"/>
+        <w:numPr>
+          <w:ilvl w:val="0"/>
+          <w:numId w:val="1"/>
+        </w:numPr>
+      </w:pPr>
+      <w:r>
+        <w:t xml:space="preserve">Approved local phrases, market terms, and disclaimers: [answer]</w:t>
+      </w:r>
+    </w:p>
+    <w:p>
+      <w:pPr>
+        <w:pStyle w:val="ListParagraph"/>
+        <w:numPr>
+          <w:ilvl w:val="0"/>
+          <w:numId w:val="1"/>
+        </w:numPr>
+      </w:pPr>
+      <w:r>
+        <w:t xml:space="preserve">Topics, claims, predictions, or advice that must never appear: [answer]</w:t>
+      </w:r>
+    </w:p>
+    <w:p>
+      <w:pPr>
+        <w:pStyle w:val="Heading1"/>
+      </w:pPr>
+      <w:r>
+        <w:t xml:space="preserve">05 / Brand and CTA</w:t>
       </w:r>
     </w:p>
     <w:tbl>
@@ -1432,13 +1656,13 @@
         <w:tblLook w:firstRow="1" w:noHBand="0" w:noVBand="1"/>
       </w:tblPr>
       <w:tblGrid>
-        <w:gridCol w:w="4180"/>
-        <w:gridCol w:w="5000"/>
+        <w:gridCol w:w="3000"/>
+        <w:gridCol w:w="6180"/>
       </w:tblGrid>
       <w:tr>
         <w:tc>
           <w:tcPr>
-            <w:tcW w:w="4180" w:type="dxa"/>
+            <w:tcW w:w="3000" w:type="dxa"/>
             <w:shd w:fill="0A0A0A"/>
             <w:tcMar>
               <w:top w:w="120" w:type="dxa"/>
@@ -1459,7 +1683,7 @@
         </w:tc>
         <w:tc>
           <w:tcPr>
-            <w:tcW w:w="5000" w:type="dxa"/>
+            <w:tcW w:w="6180" w:type="dxa"/>
             <w:shd w:fill="0A0A0A"/>
             <w:tcMar>
               <w:top w:w="120" w:type="dxa"/>
@@ -1474,238 +1698,225 @@
               <w:pStyle w:val="TableHeader"/>
             </w:pPr>
             <w:r>
-              <w:t xml:space="preserve">Your answer</w:t>
-            </w:r>
-          </w:p>
-        </w:tc>
-      </w:tr>
-      <w:tr>
-        <w:trPr>
-          <w:trHeight w:val="560" w:hRule="atLeast"/>
-        </w:trPr>
-        <w:tc>
-          <w:tcPr>
-            <w:tcW w:w="4180" w:type="dxa"/>
-            <w:shd w:fill="F5F3F1"/>
-            <w:tcMar>
-              <w:top w:w="120" w:type="dxa"/>
-              <w:left w:w="150" w:type="dxa"/>
-              <w:bottom w:w="120" w:type="dxa"/>
-              <w:right w:w="150" w:type="dxa"/>
-            </w:tcMar>
-            <w:vAlign w:val="center"/>
-          </w:tcPr>
-          <w:p>
-            <w:pPr>
-              <w:pStyle w:val="TableCell"/>
-            </w:pPr>
-            <w:r>
-              <w:t xml:space="preserve">Selected offer</w:t>
-            </w:r>
-          </w:p>
-        </w:tc>
-        <w:tc>
-          <w:tcPr>
-            <w:tcW w:w="5000" w:type="dxa"/>
-            <w:shd w:fill="F5F3F1"/>
-            <w:tcMar>
-              <w:top w:w="120" w:type="dxa"/>
-              <w:left w:w="150" w:type="dxa"/>
-              <w:bottom w:w="120" w:type="dxa"/>
-              <w:right w:w="150" w:type="dxa"/>
-            </w:tcMar>
-            <w:vAlign w:val="center"/>
-          </w:tcPr>
-          <w:p>
-            <w:pPr>
-              <w:pStyle w:val="TableCell"/>
+              <w:t xml:space="preserve">Detail</w:t>
+            </w:r>
+          </w:p>
+        </w:tc>
+      </w:tr>
+      <w:tr>
+        <w:tc>
+          <w:tcPr>
+            <w:tcW w:w="3000" w:type="dxa"/>
+            <w:shd w:fill="F5F3F1"/>
+            <w:tcMar>
+              <w:top w:w="120" w:type="dxa"/>
+              <w:left w:w="150" w:type="dxa"/>
+              <w:bottom w:w="120" w:type="dxa"/>
+              <w:right w:w="150" w:type="dxa"/>
+            </w:tcMar>
+            <w:vAlign w:val="center"/>
+          </w:tcPr>
+          <w:p>
+            <w:pPr>
+              <w:pStyle w:val="TableLabel"/>
+            </w:pPr>
+            <w:r>
+              <w:t xml:space="preserve">Tone</w:t>
+            </w:r>
+          </w:p>
+        </w:tc>
+        <w:tc>
+          <w:tcPr>
+            <w:tcW w:w="6180" w:type="dxa"/>
+            <w:shd w:fill="F5F3F1"/>
+            <w:tcMar>
+              <w:top w:w="120" w:type="dxa"/>
+              <w:left w:w="150" w:type="dxa"/>
+              <w:bottom w:w="120" w:type="dxa"/>
+              <w:right w:w="150" w:type="dxa"/>
+            </w:tcMar>
+            <w:vAlign w:val="center"/>
+          </w:tcPr>
+          <w:p>
+            <w:pPr>
+              <w:pStyle w:val="TableCell"/>
+            </w:pPr>
+            <w:r>
+              <w:t xml:space="preserve">plain / premium / conversational / data-led / other</w:t>
+            </w:r>
+          </w:p>
+        </w:tc>
+      </w:tr>
+      <w:tr>
+        <w:tc>
+          <w:tcPr>
+            <w:tcW w:w="3000" w:type="dxa"/>
+            <w:shd w:fill="F5F3F1"/>
+            <w:tcMar>
+              <w:top w:w="120" w:type="dxa"/>
+              <w:left w:w="150" w:type="dxa"/>
+              <w:bottom w:w="120" w:type="dxa"/>
+              <w:right w:w="150" w:type="dxa"/>
+            </w:tcMar>
+            <w:vAlign w:val="center"/>
+          </w:tcPr>
+          <w:p>
+            <w:pPr>
+              <w:pStyle w:val="TableLabel"/>
             </w:pPr>
             <w:r>
               <w:t xml:space="preserve"/>
             </w:r>
           </w:p>
         </w:tc>
-      </w:tr>
-      <w:tr>
-        <w:trPr>
-          <w:trHeight w:val="560" w:hRule="atLeast"/>
-        </w:trPr>
-        <w:tc>
-          <w:tcPr>
-            <w:tcW w:w="4180" w:type="dxa"/>
-            <w:tcMar>
-              <w:top w:w="120" w:type="dxa"/>
-              <w:left w:w="150" w:type="dxa"/>
-              <w:bottom w:w="120" w:type="dxa"/>
-              <w:right w:w="150" w:type="dxa"/>
-            </w:tcMar>
-            <w:vAlign w:val="center"/>
-          </w:tcPr>
-          <w:p>
-            <w:pPr>
-              <w:pStyle w:val="TableCell"/>
-            </w:pPr>
-            <w:r>
-              <w:t xml:space="preserve">Primary outcome wanted from this project</w:t>
-            </w:r>
-          </w:p>
-        </w:tc>
-        <w:tc>
-          <w:tcPr>
-            <w:tcW w:w="5000" w:type="dxa"/>
-            <w:tcMar>
-              <w:top w:w="120" w:type="dxa"/>
-              <w:left w:w="150" w:type="dxa"/>
-              <w:bottom w:w="120" w:type="dxa"/>
-              <w:right w:w="150" w:type="dxa"/>
-            </w:tcMar>
-            <w:vAlign w:val="center"/>
-          </w:tcPr>
-          <w:p>
-            <w:pPr>
-              <w:pStyle w:val="TableCell"/>
-            </w:pPr>
-            <w:r>
-              <w:t xml:space="preserve"/>
-            </w:r>
-          </w:p>
-        </w:tc>
-      </w:tr>
-      <w:tr>
-        <w:trPr>
-          <w:trHeight w:val="560" w:hRule="atLeast"/>
-        </w:trPr>
-        <w:tc>
-          <w:tcPr>
-            <w:tcW w:w="4180" w:type="dxa"/>
-            <w:shd w:fill="F5F3F1"/>
-            <w:tcMar>
-              <w:top w:w="120" w:type="dxa"/>
-              <w:left w:w="150" w:type="dxa"/>
-              <w:bottom w:w="120" w:type="dxa"/>
-              <w:right w:w="150" w:type="dxa"/>
-            </w:tcMar>
-            <w:vAlign w:val="center"/>
-          </w:tcPr>
-          <w:p>
-            <w:pPr>
-              <w:pStyle w:val="TableCell"/>
-            </w:pPr>
-            <w:r>
-              <w:t xml:space="preserve">Most urgent visible problem</w:t>
-            </w:r>
-          </w:p>
-        </w:tc>
-        <w:tc>
-          <w:tcPr>
-            <w:tcW w:w="5000" w:type="dxa"/>
-            <w:shd w:fill="F5F3F1"/>
-            <w:tcMar>
-              <w:top w:w="120" w:type="dxa"/>
-              <w:left w:w="150" w:type="dxa"/>
-              <w:bottom w:w="120" w:type="dxa"/>
-              <w:right w:w="150" w:type="dxa"/>
-            </w:tcMar>
-            <w:vAlign w:val="center"/>
-          </w:tcPr>
-          <w:p>
-            <w:pPr>
-              <w:pStyle w:val="TableCell"/>
-            </w:pPr>
-            <w:r>
-              <w:t xml:space="preserve"/>
-            </w:r>
-          </w:p>
-        </w:tc>
-      </w:tr>
-      <w:tr>
-        <w:trPr>
-          <w:trHeight w:val="560" w:hRule="atLeast"/>
-        </w:trPr>
-        <w:tc>
-          <w:tcPr>
-            <w:tcW w:w="4180" w:type="dxa"/>
-            <w:tcMar>
-              <w:top w:w="120" w:type="dxa"/>
-              <w:left w:w="150" w:type="dxa"/>
-              <w:bottom w:w="120" w:type="dxa"/>
-              <w:right w:w="150" w:type="dxa"/>
-            </w:tcMar>
-            <w:vAlign w:val="center"/>
-          </w:tcPr>
-          <w:p>
-            <w:pPr>
-              <w:pStyle w:val="TableCell"/>
-            </w:pPr>
-            <w:r>
-              <w:t xml:space="preserve">What should not change</w:t>
-            </w:r>
-          </w:p>
-        </w:tc>
-        <w:tc>
-          <w:tcPr>
-            <w:tcW w:w="5000" w:type="dxa"/>
-            <w:tcMar>
-              <w:top w:w="120" w:type="dxa"/>
-              <w:left w:w="150" w:type="dxa"/>
-              <w:bottom w:w="120" w:type="dxa"/>
-              <w:right w:w="150" w:type="dxa"/>
-            </w:tcMar>
-            <w:vAlign w:val="center"/>
-          </w:tcPr>
-          <w:p>
-            <w:pPr>
-              <w:pStyle w:val="TableCell"/>
-            </w:pPr>
-            <w:r>
-              <w:t xml:space="preserve"/>
-            </w:r>
-          </w:p>
-        </w:tc>
-      </w:tr>
-      <w:tr>
-        <w:trPr>
-          <w:trHeight w:val="560" w:hRule="atLeast"/>
-        </w:trPr>
-        <w:tc>
-          <w:tcPr>
-            <w:tcW w:w="4180" w:type="dxa"/>
-            <w:shd w:fill="F5F3F1"/>
-            <w:tcMar>
-              <w:top w:w="120" w:type="dxa"/>
-              <w:left w:w="150" w:type="dxa"/>
-              <w:bottom w:w="120" w:type="dxa"/>
-              <w:right w:w="150" w:type="dxa"/>
-            </w:tcMar>
-            <w:vAlign w:val="center"/>
-          </w:tcPr>
-          <w:p>
-            <w:pPr>
-              <w:pStyle w:val="TableCell"/>
-            </w:pPr>
-            <w:r>
-              <w:t xml:space="preserve">Known risks or sensitive claims</w:t>
-            </w:r>
-          </w:p>
-        </w:tc>
-        <w:tc>
-          <w:tcPr>
-            <w:tcW w:w="5000" w:type="dxa"/>
-            <w:shd w:fill="F5F3F1"/>
-            <w:tcMar>
-              <w:top w:w="120" w:type="dxa"/>
-              <w:left w:w="150" w:type="dxa"/>
-              <w:bottom w:w="120" w:type="dxa"/>
-              <w:right w:w="150" w:type="dxa"/>
-            </w:tcMar>
-            <w:vAlign w:val="center"/>
-          </w:tcPr>
-          <w:p>
-            <w:pPr>
-              <w:pStyle w:val="TableCell"/>
-            </w:pPr>
-            <w:r>
-              <w:t xml:space="preserve"/>
+        <w:tc>
+          <w:tcPr>
+            <w:tcW w:w="6180" w:type="dxa"/>
+            <w:tcMar>
+              <w:top w:w="120" w:type="dxa"/>
+              <w:left w:w="150" w:type="dxa"/>
+              <w:bottom w:w="120" w:type="dxa"/>
+              <w:right w:w="150" w:type="dxa"/>
+            </w:tcMar>
+            <w:vAlign w:val="center"/>
+          </w:tcPr>
+          <w:p>
+            <w:pPr>
+              <w:pStyle w:val="TableCell"/>
+            </w:pPr>
+            <w:r>
+              <w:t xml:space="preserve">Logo, colours, fonts, Canva brand kit, and existing template link: [answer]</w:t>
+            </w:r>
+          </w:p>
+        </w:tc>
+      </w:tr>
+      <w:tr>
+        <w:tc>
+          <w:tcPr>
+            <w:tcW w:w="3000" w:type="dxa"/>
+            <w:shd w:fill="F5F3F1"/>
+            <w:tcMar>
+              <w:top w:w="120" w:type="dxa"/>
+              <w:left w:w="150" w:type="dxa"/>
+              <w:bottom w:w="120" w:type="dxa"/>
+              <w:right w:w="150" w:type="dxa"/>
+            </w:tcMar>
+            <w:vAlign w:val="center"/>
+          </w:tcPr>
+          <w:p>
+            <w:pPr>
+              <w:pStyle w:val="TableLabel"/>
+            </w:pPr>
+            <w:r>
+              <w:t xml:space="preserve">Preferred CTA</w:t>
+            </w:r>
+          </w:p>
+        </w:tc>
+        <w:tc>
+          <w:tcPr>
+            <w:tcW w:w="6180" w:type="dxa"/>
+            <w:shd w:fill="F5F3F1"/>
+            <w:tcMar>
+              <w:top w:w="120" w:type="dxa"/>
+              <w:left w:w="150" w:type="dxa"/>
+              <w:bottom w:w="120" w:type="dxa"/>
+              <w:right w:w="150" w:type="dxa"/>
+            </w:tcMar>
+            <w:vAlign w:val="center"/>
+          </w:tcPr>
+          <w:p>
+            <w:pPr>
+              <w:pStyle w:val="TableCell"/>
+            </w:pPr>
+            <w:r>
+              <w:t xml:space="preserve">appraisal / call / reply / download / open-home conversation / other</w:t>
+            </w:r>
+          </w:p>
+        </w:tc>
+      </w:tr>
+      <w:tr>
+        <w:tc>
+          <w:tcPr>
+            <w:tcW w:w="3000" w:type="dxa"/>
+            <w:shd w:fill="F5F3F1"/>
+            <w:tcMar>
+              <w:top w:w="120" w:type="dxa"/>
+              <w:left w:w="150" w:type="dxa"/>
+              <w:bottom w:w="120" w:type="dxa"/>
+              <w:right w:w="150" w:type="dxa"/>
+            </w:tcMar>
+            <w:vAlign w:val="center"/>
+          </w:tcPr>
+          <w:p>
+            <w:pPr>
+              <w:pStyle w:val="TableLabel"/>
+            </w:pPr>
+            <w:r>
+              <w:t xml:space="preserve">Agent bio or sign-off</w:t>
+            </w:r>
+          </w:p>
+        </w:tc>
+        <w:tc>
+          <w:tcPr>
+            <w:tcW w:w="6180" w:type="dxa"/>
+            <w:tcMar>
+              <w:top w:w="120" w:type="dxa"/>
+              <w:left w:w="150" w:type="dxa"/>
+              <w:bottom w:w="120" w:type="dxa"/>
+              <w:right w:w="150" w:type="dxa"/>
+            </w:tcMar>
+            <w:vAlign w:val="center"/>
+          </w:tcPr>
+          <w:p>
+            <w:pPr>
+              <w:pStyle w:val="TableCell"/>
+            </w:pPr>
+            <w:r>
+              <w:t xml:space="preserve">[answer]</w:t>
+            </w:r>
+          </w:p>
+        </w:tc>
+      </w:tr>
+      <w:tr>
+        <w:tc>
+          <w:tcPr>
+            <w:tcW w:w="3000" w:type="dxa"/>
+            <w:shd w:fill="F5F3F1"/>
+            <w:tcMar>
+              <w:top w:w="120" w:type="dxa"/>
+              <w:left w:w="150" w:type="dxa"/>
+              <w:bottom w:w="120" w:type="dxa"/>
+              <w:right w:w="150" w:type="dxa"/>
+            </w:tcMar>
+            <w:vAlign w:val="center"/>
+          </w:tcPr>
+          <w:p>
+            <w:pPr>
+              <w:pStyle w:val="TableLabel"/>
+            </w:pPr>
+            <w:r>
+              <w:t xml:space="preserve">Examples the agency likes and dislikes</w:t>
+            </w:r>
+          </w:p>
+        </w:tc>
+        <w:tc>
+          <w:tcPr>
+            <w:tcW w:w="6180" w:type="dxa"/>
+            <w:shd w:fill="F5F3F1"/>
+            <w:tcMar>
+              <w:top w:w="120" w:type="dxa"/>
+              <w:left w:w="150" w:type="dxa"/>
+              <w:bottom w:w="120" w:type="dxa"/>
+              <w:right w:w="150" w:type="dxa"/>
+            </w:tcMar>
+            <w:vAlign w:val="center"/>
+          </w:tcPr>
+          <w:p>
+            <w:pPr>
+              <w:pStyle w:val="TableCell"/>
+            </w:pPr>
+            <w:r>
+              <w:t xml:space="preserve">[links or notes]</w:t>
             </w:r>
           </w:p>
         </w:tc>
@@ -1716,67 +1927,67 @@
         <w:pStyle w:val="Heading1"/>
       </w:pPr>
       <w:r>
-        <w:t xml:space="preserve">04 / Source material request</w:t>
-      </w:r>
-    </w:p>
-    <w:p>
-      <w:pPr>
-        <w:pStyle w:val="ListParagraph"/>
-        <w:numPr>
-          <w:ilvl w:val="0"/>
-          <w:numId w:val="1"/>
-        </w:numPr>
-      </w:pPr>
-      <w:r>
-        <w:t xml:space="preserve">Current files, screenshots, exports, links, messages, reviews, product pages, listing copy, or data sources relevant to this pack.</w:t>
-      </w:r>
-    </w:p>
-    <w:p>
-      <w:pPr>
-        <w:pStyle w:val="ListParagraph"/>
-        <w:numPr>
-          <w:ilvl w:val="0"/>
-          <w:numId w:val="1"/>
-        </w:numPr>
-      </w:pPr>
-      <w:r>
-        <w:t xml:space="preserve">Brand assets: logo, colors, fonts, examples the client likes, and examples they dislike.</w:t>
-      </w:r>
-    </w:p>
-    <w:p>
-      <w:pPr>
-        <w:pStyle w:val="ListParagraph"/>
-        <w:numPr>
-          <w:ilvl w:val="0"/>
-          <w:numId w:val="1"/>
-        </w:numPr>
-      </w:pPr>
-      <w:r>
-        <w:t xml:space="preserve">Approved wording for policies, guarantees, hours, prices, locations, service areas, and claims.</w:t>
-      </w:r>
-    </w:p>
-    <w:p>
-      <w:pPr>
-        <w:pStyle w:val="ListParagraph"/>
-        <w:numPr>
-          <w:ilvl w:val="0"/>
-          <w:numId w:val="1"/>
-        </w:numPr>
-      </w:pPr>
-      <w:r>
-        <w:t xml:space="preserve">Any previous version of this asset or workflow, even if messy.</w:t>
-      </w:r>
-    </w:p>
-    <w:p>
-      <w:pPr>
-        <w:pStyle w:val="ListParagraph"/>
-        <w:numPr>
-          <w:ilvl w:val="0"/>
-          <w:numId w:val="1"/>
-        </w:numPr>
-      </w:pPr>
-      <w:r>
-        <w:t xml:space="preserve">Access requirements and restrictions: who can log in, who approves, and what must remain view-only.</w:t>
+        <w:t xml:space="preserve">06 / Approval and automation</w:t>
+      </w:r>
+    </w:p>
+    <w:p>
+      <w:pPr>
+        <w:pStyle w:val="ListParagraph"/>
+        <w:numPr>
+          <w:ilvl w:val="0"/>
+          <w:numId w:val="1"/>
+        </w:numPr>
+      </w:pPr>
+      <w:r>
+        <w:t xml:space="preserve">Who checks the source ledger and market commentary? [answer]</w:t>
+      </w:r>
+    </w:p>
+    <w:p>
+      <w:pPr>
+        <w:pStyle w:val="ListParagraph"/>
+        <w:numPr>
+          <w:ilvl w:val="0"/>
+          <w:numId w:val="1"/>
+        </w:numPr>
+      </w:pPr>
+      <w:r>
+        <w:t xml:space="preserve">Who gives final publish approval? [answer]</w:t>
+      </w:r>
+    </w:p>
+    <w:p>
+      <w:pPr>
+        <w:pStyle w:val="ListParagraph"/>
+        <w:numPr>
+          <w:ilvl w:val="0"/>
+          <w:numId w:val="1"/>
+        </w:numPr>
+      </w:pPr>
+      <w:r>
+        <w:t xml:space="preserve">May the workflow create drafts automatically on the reporting date? yes / no</w:t>
+      </w:r>
+    </w:p>
+    <w:p>
+      <w:pPr>
+        <w:pStyle w:val="ListParagraph"/>
+        <w:numPr>
+          <w:ilvl w:val="0"/>
+          <w:numId w:val="1"/>
+        </w:numPr>
+      </w:pPr>
+      <w:r>
+        <w:t xml:space="preserve">Where should drafts and source ledgers be saved? [Drive / Notion / other]</w:t>
+      </w:r>
+    </w:p>
+    <w:p>
+      <w:pPr>
+        <w:pStyle w:val="ListParagraph"/>
+        <w:numPr>
+          <w:ilvl w:val="0"/>
+          <w:numId w:val="1"/>
+        </w:numPr>
+      </w:pPr>
+      <w:r>
+        <w:t xml:space="preserve">Confirm that no report, email, or post will be published automatically without named approval: yes / no</w:t>
       </w:r>
     </w:p>
     <w:p>
@@ -1784,357 +1995,75 @@
         <w:pStyle w:val="Heading1"/>
       </w:pPr>
       <w:r>
-        <w:t xml:space="preserve">05 / Pack-specific intake prompts</w:t>
-      </w:r>
-    </w:p>
-    <w:tbl>
-      <w:tblPr>
-        <w:tblW w:w="0" w:type="auto"/>
-        <w:tblInd w:w="0" w:type="dxa"/>
-        <w:tblBorders>
-          <w:top w:val="single" w:sz="6" w:color="E0DFDD"/>
-          <w:left w:val="single" w:sz="6" w:color="E0DFDD"/>
-          <w:bottom w:val="single" w:sz="6" w:color="E0DFDD"/>
-          <w:right w:val="single" w:sz="6" w:color="E0DFDD"/>
-          <w:insideH w:val="single" w:sz="4" w:color="E0DFDD"/>
-          <w:insideV w:val="single" w:sz="4" w:color="E0DFDD"/>
-        </w:tblBorders>
-        <w:tblLook w:firstRow="1" w:noHBand="0" w:noVBand="1"/>
-      </w:tblPr>
-      <w:tblGrid>
-        <w:gridCol w:w="4180"/>
-        <w:gridCol w:w="5000"/>
-      </w:tblGrid>
-      <w:tr>
-        <w:tc>
-          <w:tcPr>
-            <w:tcW w:w="4180" w:type="dxa"/>
-            <w:shd w:fill="0A0A0A"/>
-            <w:tcMar>
-              <w:top w:w="120" w:type="dxa"/>
-              <w:left w:w="150" w:type="dxa"/>
-              <w:bottom w:w="120" w:type="dxa"/>
-              <w:right w:w="150" w:type="dxa"/>
-            </w:tcMar>
-            <w:vAlign w:val="center"/>
-          </w:tcPr>
-          <w:p>
-            <w:pPr>
-              <w:pStyle w:val="TableHeader"/>
-            </w:pPr>
-            <w:r>
-              <w:t xml:space="preserve">Field</w:t>
-            </w:r>
-          </w:p>
-        </w:tc>
-        <w:tc>
-          <w:tcPr>
-            <w:tcW w:w="5000" w:type="dxa"/>
-            <w:shd w:fill="0A0A0A"/>
-            <w:tcMar>
-              <w:top w:w="120" w:type="dxa"/>
-              <w:left w:w="150" w:type="dxa"/>
-              <w:bottom w:w="120" w:type="dxa"/>
-              <w:right w:w="150" w:type="dxa"/>
-            </w:tcMar>
-            <w:vAlign w:val="center"/>
-          </w:tcPr>
-          <w:p>
-            <w:pPr>
-              <w:pStyle w:val="TableHeader"/>
-            </w:pPr>
-            <w:r>
-              <w:t xml:space="preserve">Your answer</w:t>
-            </w:r>
-          </w:p>
-        </w:tc>
-      </w:tr>
-      <w:tr>
-        <w:trPr>
-          <w:trHeight w:val="560" w:hRule="atLeast"/>
-        </w:trPr>
-        <w:tc>
-          <w:tcPr>
-            <w:tcW w:w="4180" w:type="dxa"/>
-            <w:shd w:fill="F5F3F1"/>
-            <w:tcMar>
-              <w:top w:w="120" w:type="dxa"/>
-              <w:left w:w="150" w:type="dxa"/>
-              <w:bottom w:w="120" w:type="dxa"/>
-              <w:right w:w="150" w:type="dxa"/>
-            </w:tcMar>
-            <w:vAlign w:val="center"/>
-          </w:tcPr>
-          <w:p>
-            <w:pPr>
-              <w:pStyle w:val="TableCell"/>
-            </w:pPr>
-            <w:r>
-              <w:t xml:space="preserve">What does a successful realtor suburb snapshot reports look like for your business 30 days from now?</w:t>
-            </w:r>
-          </w:p>
-        </w:tc>
-        <w:tc>
-          <w:tcPr>
-            <w:tcW w:w="5000" w:type="dxa"/>
-            <w:shd w:fill="F5F3F1"/>
-            <w:tcMar>
-              <w:top w:w="120" w:type="dxa"/>
-              <w:left w:w="150" w:type="dxa"/>
-              <w:bottom w:w="120" w:type="dxa"/>
-              <w:right w:w="150" w:type="dxa"/>
-            </w:tcMar>
-            <w:vAlign w:val="center"/>
-          </w:tcPr>
-          <w:p>
-            <w:pPr>
-              <w:pStyle w:val="TableCell"/>
-            </w:pPr>
-            <w:r>
-              <w:t xml:space="preserve"/>
-            </w:r>
-          </w:p>
-        </w:tc>
-      </w:tr>
-      <w:tr>
-        <w:trPr>
-          <w:trHeight w:val="560" w:hRule="atLeast"/>
-        </w:trPr>
-        <w:tc>
-          <w:tcPr>
-            <w:tcW w:w="4180" w:type="dxa"/>
-            <w:tcMar>
-              <w:top w:w="120" w:type="dxa"/>
-              <w:left w:w="150" w:type="dxa"/>
-              <w:bottom w:w="120" w:type="dxa"/>
-              <w:right w:w="150" w:type="dxa"/>
-            </w:tcMar>
-            <w:vAlign w:val="center"/>
-          </w:tcPr>
-          <w:p>
-            <w:pPr>
-              <w:pStyle w:val="TableCell"/>
-            </w:pPr>
-            <w:r>
-              <w:t xml:space="preserve">What do your customers or leads currently misunderstand about this area?</w:t>
-            </w:r>
-          </w:p>
-        </w:tc>
-        <w:tc>
-          <w:tcPr>
-            <w:tcW w:w="5000" w:type="dxa"/>
-            <w:tcMar>
-              <w:top w:w="120" w:type="dxa"/>
-              <w:left w:w="150" w:type="dxa"/>
-              <w:bottom w:w="120" w:type="dxa"/>
-              <w:right w:w="150" w:type="dxa"/>
-            </w:tcMar>
-            <w:vAlign w:val="center"/>
-          </w:tcPr>
-          <w:p>
-            <w:pPr>
-              <w:pStyle w:val="TableCell"/>
-            </w:pPr>
-            <w:r>
-              <w:t xml:space="preserve"/>
-            </w:r>
-          </w:p>
-        </w:tc>
-      </w:tr>
-      <w:tr>
-        <w:trPr>
-          <w:trHeight w:val="560" w:hRule="atLeast"/>
-        </w:trPr>
-        <w:tc>
-          <w:tcPr>
-            <w:tcW w:w="4180" w:type="dxa"/>
-            <w:shd w:fill="F5F3F1"/>
-            <w:tcMar>
-              <w:top w:w="120" w:type="dxa"/>
-              <w:left w:w="150" w:type="dxa"/>
-              <w:bottom w:w="120" w:type="dxa"/>
-              <w:right w:w="150" w:type="dxa"/>
-            </w:tcMar>
-            <w:vAlign w:val="center"/>
-          </w:tcPr>
-          <w:p>
-            <w:pPr>
-              <w:pStyle w:val="TableCell"/>
-            </w:pPr>
-            <w:r>
-              <w:t xml:space="preserve">Which parts of target suburbs, source preferences, agency tone, compliance process, and publishing cadence are already decided and which need review?</w:t>
-            </w:r>
-          </w:p>
-        </w:tc>
-        <w:tc>
-          <w:tcPr>
-            <w:tcW w:w="5000" w:type="dxa"/>
-            <w:shd w:fill="F5F3F1"/>
-            <w:tcMar>
-              <w:top w:w="120" w:type="dxa"/>
-              <w:left w:w="150" w:type="dxa"/>
-              <w:bottom w:w="120" w:type="dxa"/>
-              <w:right w:w="150" w:type="dxa"/>
-            </w:tcMar>
-            <w:vAlign w:val="center"/>
-          </w:tcPr>
-          <w:p>
-            <w:pPr>
-              <w:pStyle w:val="TableCell"/>
-            </w:pPr>
-            <w:r>
-              <w:t xml:space="preserve"/>
-            </w:r>
-          </w:p>
-        </w:tc>
-      </w:tr>
-      <w:tr>
-        <w:trPr>
-          <w:trHeight w:val="560" w:hRule="atLeast"/>
-        </w:trPr>
-        <w:tc>
-          <w:tcPr>
-            <w:tcW w:w="4180" w:type="dxa"/>
-            <w:tcMar>
-              <w:top w:w="120" w:type="dxa"/>
-              <w:left w:w="150" w:type="dxa"/>
-              <w:bottom w:w="120" w:type="dxa"/>
-              <w:right w:w="150" w:type="dxa"/>
-            </w:tcMar>
-            <w:vAlign w:val="center"/>
-          </w:tcPr>
-          <w:p>
-            <w:pPr>
-              <w:pStyle w:val="TableCell"/>
-            </w:pPr>
-            <w:r>
-              <w:t xml:space="preserve">Who has final say on customer-facing facts, pricing, claims, public replies, or instructions?</w:t>
-            </w:r>
-          </w:p>
-        </w:tc>
-        <w:tc>
-          <w:tcPr>
-            <w:tcW w:w="5000" w:type="dxa"/>
-            <w:tcMar>
-              <w:top w:w="120" w:type="dxa"/>
-              <w:left w:w="150" w:type="dxa"/>
-              <w:bottom w:w="120" w:type="dxa"/>
-              <w:right w:w="150" w:type="dxa"/>
-            </w:tcMar>
-            <w:vAlign w:val="center"/>
-          </w:tcPr>
-          <w:p>
-            <w:pPr>
-              <w:pStyle w:val="TableCell"/>
-            </w:pPr>
-            <w:r>
-              <w:t xml:space="preserve"/>
-            </w:r>
-          </w:p>
-        </w:tc>
-      </w:tr>
-      <w:tr>
-        <w:trPr>
-          <w:trHeight w:val="560" w:hRule="atLeast"/>
-        </w:trPr>
-        <w:tc>
-          <w:tcPr>
-            <w:tcW w:w="4180" w:type="dxa"/>
-            <w:shd w:fill="F5F3F1"/>
-            <w:tcMar>
-              <w:top w:w="120" w:type="dxa"/>
-              <w:left w:w="150" w:type="dxa"/>
-              <w:bottom w:w="120" w:type="dxa"/>
-              <w:right w:w="150" w:type="dxa"/>
-            </w:tcMar>
-            <w:vAlign w:val="center"/>
-          </w:tcPr>
-          <w:p>
-            <w:pPr>
-              <w:pStyle w:val="TableCell"/>
-            </w:pPr>
-            <w:r>
-              <w:t xml:space="preserve">What would make this project feel too risky or annoying for your team?</w:t>
-            </w:r>
-          </w:p>
-        </w:tc>
-        <w:tc>
-          <w:tcPr>
-            <w:tcW w:w="5000" w:type="dxa"/>
-            <w:shd w:fill="F5F3F1"/>
-            <w:tcMar>
-              <w:top w:w="120" w:type="dxa"/>
-              <w:left w:w="150" w:type="dxa"/>
-              <w:bottom w:w="120" w:type="dxa"/>
-              <w:right w:w="150" w:type="dxa"/>
-            </w:tcMar>
-            <w:vAlign w:val="center"/>
-          </w:tcPr>
-          <w:p>
-            <w:pPr>
-              <w:pStyle w:val="TableCell"/>
-            </w:pPr>
-            <w:r>
-              <w:t xml:space="preserve"/>
-            </w:r>
-          </w:p>
-        </w:tc>
-      </w:tr>
-    </w:tbl>
+        <w:t xml:space="preserve">07 / Pre-flight approval checklist</w:t>
+      </w:r>
+    </w:p>
+    <w:p>
+      <w:pPr>
+        <w:pStyle w:val="ListParagraph"/>
+        <w:numPr>
+          <w:ilvl w:val="0"/>
+          <w:numId w:val="1"/>
+        </w:numPr>
+      </w:pPr>
+      <w:r>
+        <w:t xml:space="preserve">The suburb, audience, property types, reporting period, and cadence are approved.</w:t>
+      </w:r>
+    </w:p>
+    <w:p>
+      <w:pPr>
+        <w:pStyle w:val="ListParagraph"/>
+        <w:numPr>
+          <w:ilvl w:val="0"/>
+          <w:numId w:val="1"/>
+        </w:numPr>
+      </w:pPr>
+      <w:r>
+        <w:t xml:space="preserve">The source preferences, metric definitions, brand assets, CTA, and restricted claims are recorded.</w:t>
+      </w:r>
+    </w:p>
+    <w:p>
+      <w:pPr>
+        <w:pStyle w:val="ListParagraph"/>
+        <w:numPr>
+          <w:ilvl w:val="0"/>
+          <w:numId w:val="1"/>
+        </w:numPr>
+      </w:pPr>
+      <w:r>
+        <w:t xml:space="preserve">The agent understands AI creates a draft and every source is checked before delivery.</w:t>
+      </w:r>
+    </w:p>
+    <w:p>
+      <w:pPr>
+        <w:pStyle w:val="ListParagraph"/>
+        <w:numPr>
+          <w:ilvl w:val="0"/>
+          <w:numId w:val="1"/>
+        </w:numPr>
+      </w:pPr>
+      <w:r>
+        <w:t xml:space="preserve">The approval owner and publish boundary are in writing.</w:t>
+      </w:r>
+    </w:p>
+    <w:p>
+      <w:pPr>
+        <w:pStyle w:val="ListParagraph"/>
+        <w:numPr>
+          <w:ilvl w:val="0"/>
+          <w:numId w:val="1"/>
+        </w:numPr>
+      </w:pPr>
+      <w:r>
+        <w:t xml:space="preserve">Any extra suburb, custom source, rush delivery, or extra revision is separately scoped.</w:t>
+      </w:r>
+    </w:p>
     <w:p>
       <w:pPr>
         <w:pStyle w:val="Heading1"/>
       </w:pPr>
       <w:r>
-        <w:t xml:space="preserve">06 / Approval checklist</w:t>
-      </w:r>
-    </w:p>
-    <w:p>
-      <w:pPr>
-        <w:pStyle w:val="Checklist"/>
-      </w:pPr>
-      <w:r>
-        <w:t xml:space="preserve">[ ]  Facts approved: names, prices, dates, opening hours, policies, addresses, service areas, product details, and links.</w:t>
-      </w:r>
-    </w:p>
-    <w:p>
-      <w:pPr>
-        <w:pStyle w:val="Checklist"/>
-      </w:pPr>
-      <w:r>
-        <w:t xml:space="preserve">[ ]  Claims approved: proof, reviews, market commentary, testimonials, guarantees, and performance-sensitive language.</w:t>
-      </w:r>
-    </w:p>
-    <w:p>
-      <w:pPr>
-        <w:pStyle w:val="Checklist"/>
-      </w:pPr>
-      <w:r>
-        <w:t xml:space="preserve">[ ]  Access approved: logins, screenshots, exports, customer data, or public profile changes.</w:t>
-      </w:r>
-    </w:p>
-    <w:p>
-      <w:pPr>
-        <w:pStyle w:val="Checklist"/>
-      </w:pPr>
-      <w:r>
-        <w:t xml:space="preserve">[ ]  Delivery approved: editable file, final export, implementation notes, and next-step recommendation.</w:t>
-      </w:r>
-    </w:p>
-    <w:p>
-      <w:pPr>
-        <w:pStyle w:val="Checklist"/>
-      </w:pPr>
-      <w:r>
-        <w:t xml:space="preserve">[ ]  Renewal trigger approved: monthly refresh, weekly report, next sprint, or one-off closeout.</w:t>
-      </w:r>
-    </w:p>
-    <w:p>
-      <w:pPr>
-        <w:pStyle w:val="Heading1"/>
-      </w:pPr>
-      <w:r>
-        <w:t xml:space="preserve">07 / Delivery standards (shared)</w:t>
+        <w:t xml:space="preserve">08 / Delivery standards (shared)</w:t>
       </w:r>
     </w:p>
     <w:p>
